--- a/docs/HuongDanCaiDatChdochuongT_QLNT_Nhom9.docx
+++ b/docs/HuongDanCaiDatChdochuongT_QLNT_Nhom9.docx
@@ -33,16 +33,7 @@
           <w:szCs w:val="24"/>
           <w:lang w:val="vi-VN"/>
         </w:rPr>
-        <w:t xml:space="preserve"> (QLNT_WINFORM) – Nguyễn Ngọc Xuân Ánh </w:t>
-      </w:r>
-      <w:r>
-        <w:rPr>
-          <w:rFonts w:ascii="Times New Roman" w:eastAsia="Times New Roman" w:hAnsi="Times New Roman" w:cs="Times New Roman"/>
-          <w:sz w:val="24"/>
-          <w:szCs w:val="24"/>
-          <w:lang w:val="en-US"/>
-        </w:rPr>
-        <w:br/>
+        <w:t xml:space="preserve"> (QLNT_WINFORM) –</w:t>
       </w:r>
       <w:r>
         <w:rPr>
@@ -51,18 +42,9 @@
           <w:bCs/>
           <w:sz w:val="24"/>
           <w:szCs w:val="24"/>
-          <w:lang w:val="en-US"/>
-        </w:rPr>
-        <w:t>Hệ điều hành hỗ trợ:</w:t>
-      </w:r>
-      <w:r>
-        <w:rPr>
-          <w:rFonts w:ascii="Times New Roman" w:eastAsia="Times New Roman" w:hAnsi="Times New Roman" w:cs="Times New Roman"/>
-          <w:sz w:val="24"/>
-          <w:szCs w:val="24"/>
-          <w:lang w:val="en-US"/>
-        </w:rPr>
-        <w:t> Windows 10, Windows 11</w:t>
+          <w:lang w:val="vi-VN"/>
+        </w:rPr>
+        <w:t xml:space="preserve"> Nhóm 9</w:t>
       </w:r>
       <w:r>
         <w:rPr>
@@ -82,6 +64,35 @@
           <w:szCs w:val="24"/>
           <w:lang w:val="en-US"/>
         </w:rPr>
+        <w:t>Hệ điều hành hỗ trợ:</w:t>
+      </w:r>
+      <w:r>
+        <w:rPr>
+          <w:rFonts w:ascii="Times New Roman" w:eastAsia="Times New Roman" w:hAnsi="Times New Roman" w:cs="Times New Roman"/>
+          <w:sz w:val="24"/>
+          <w:szCs w:val="24"/>
+          <w:lang w:val="en-US"/>
+        </w:rPr>
+        <w:t> Windows 10, Windows 11</w:t>
+      </w:r>
+      <w:r>
+        <w:rPr>
+          <w:rFonts w:ascii="Times New Roman" w:eastAsia="Times New Roman" w:hAnsi="Times New Roman" w:cs="Times New Roman"/>
+          <w:sz w:val="24"/>
+          <w:szCs w:val="24"/>
+          <w:lang w:val="en-US"/>
+        </w:rPr>
+        <w:br/>
+      </w:r>
+      <w:r>
+        <w:rPr>
+          <w:rFonts w:ascii="Times New Roman" w:eastAsia="Times New Roman" w:hAnsi="Times New Roman" w:cs="Times New Roman"/>
+          <w:b/>
+          <w:bCs/>
+          <w:sz w:val="24"/>
+          <w:szCs w:val="24"/>
+          <w:lang w:val="en-US"/>
+        </w:rPr>
         <w:t>Yêu cầu:</w:t>
       </w:r>
       <w:r>
@@ -549,7 +560,7 @@
           <w:szCs w:val="24"/>
           <w:lang w:val="en-US"/>
         </w:rPr>
-        <w:t xml:space="preserve">&gt; </w:t>
+        <w:t xml:space="preserve"> </w:t>
       </w:r>
       <w:r>
         <w:rPr>
@@ -933,7 +944,6 @@
           <w:szCs w:val="24"/>
           <w:lang w:val="en-US"/>
         </w:rPr>
-        <w:lastRenderedPageBreak/>
         <w:t>4.4. Tùy chọn bổ sung</w:t>
       </w:r>
     </w:p>
@@ -954,6 +964,7 @@
           <w:szCs w:val="24"/>
           <w:lang w:val="vi-VN"/>
         </w:rPr>
+        <w:lastRenderedPageBreak/>
         <w:t xml:space="preserve">- </w:t>
       </w:r>
       <w:r>
@@ -1767,7 +1778,6 @@
           <w:szCs w:val="24"/>
           <w:lang w:val="vi-VN"/>
         </w:rPr>
-        <w:lastRenderedPageBreak/>
         <w:t xml:space="preserve">- </w:t>
       </w:r>
       <w:r>
@@ -1797,6 +1807,7 @@
           <w:szCs w:val="24"/>
           <w:lang w:val="vi-VN"/>
         </w:rPr>
+        <w:lastRenderedPageBreak/>
         <w:t xml:space="preserve">- </w:t>
       </w:r>
       <w:r>
